--- a/produksjon_farrisbrua/04_Dreiebok_B43_Farrisbrua.docx
+++ b/produksjon_farrisbrua/04_Dreiebok_B43_Farrisbrua.docx
@@ -3469,7 +3469,6 @@
         </w:tc>
       </w:tr>
     </w:tbl>
-    <w:p/>
     <w:sectPr>
       <w:pgSz w:w="15840" w:h="12240" w:orient="landscape"/>
       <w:pgMar w:top="567" w:right="567" w:bottom="567" w:left="567" w:header="720" w:footer="720" w:gutter="0"/>
